--- a/自学/マーケティング基礎/06_BMW.docx
+++ b/自学/マーケティング基礎/06_BMW.docx
@@ -18,7 +18,31 @@
         <w:t>発表事項</w:t>
       </w:r>
     </w:p>
+    <w:p>
+      <w:r>
+        <w:rPr>
+          <w:rFonts w:hint="eastAsia"/>
+        </w:rPr>
+        <w:t>第一回発表</w:t>
+      </w:r>
+    </w:p>
     <w:p/>
+    <w:p/>
+    <w:p>
+      <w:r>
+        <w:rPr>
+          <w:rFonts w:hint="eastAsia"/>
+        </w:rPr>
+        <w:t>第二回発表</w:t>
+      </w:r>
+    </w:p>
+    <w:p>
+      <w:pPr>
+        <w:rPr>
+          <w:rFonts w:hint="eastAsia"/>
+        </w:rPr>
+      </w:pPr>
+    </w:p>
     <w:p/>
     <w:p/>
     <w:p/>
@@ -76,6 +100,7 @@
         </w:rPr>
       </w:pPr>
     </w:p>
+    <w:p/>
     <w:p/>
     <w:p/>
     <w:p>
